--- a/текст проект(КПД).docx
+++ b/текст проект(КПД).docx
@@ -32,6 +32,17 @@
         </w:rPr>
         <w:t xml:space="preserve"> </w:t>
       </w:r>
+      <w:r>
+        <w:rPr>
+          <w:rFonts w:ascii="Times New Roman" w:eastAsia="Times New Roman" w:hAnsi="Times New Roman" w:cs="Times New Roman"/>
+          <w:b/>
+          <w:bCs/>
+          <w:kern w:val="0"/>
+          <w:lang w:eastAsia="ru-RU"/>
+          <w14:ligatures w14:val="none"/>
+        </w:rPr>
+        <w:t>Казаков</w:t>
+      </w:r>
     </w:p>
     <w:p>
       <w:pPr>
@@ -52,6 +63,7 @@
         </w:rPr>
         <w:t xml:space="preserve">Здравствуйте! Сегодня мы представляем наш игровой проект — </w:t>
       </w:r>
+      <w:proofErr w:type="spellStart"/>
       <w:r>
         <w:rPr>
           <w:rFonts w:ascii="Times New Roman" w:eastAsia="Times New Roman" w:hAnsi="Times New Roman" w:cs="Times New Roman"/>
@@ -61,8 +73,33 @@
           <w:lang w:eastAsia="ru-RU"/>
           <w14:ligatures w14:val="none"/>
         </w:rPr>
-        <w:t>Rogue Survivors</w:t>
-      </w:r>
+        <w:t>Rogue</w:t>
+      </w:r>
+      <w:proofErr w:type="spellEnd"/>
+      <w:r>
+        <w:rPr>
+          <w:rFonts w:ascii="Times New Roman" w:eastAsia="Times New Roman" w:hAnsi="Times New Roman" w:cs="Times New Roman"/>
+          <w:b/>
+          <w:bCs/>
+          <w:kern w:val="0"/>
+          <w:lang w:eastAsia="ru-RU"/>
+          <w14:ligatures w14:val="none"/>
+        </w:rPr>
+        <w:t xml:space="preserve"> </w:t>
+      </w:r>
+      <w:proofErr w:type="spellStart"/>
+      <w:r>
+        <w:rPr>
+          <w:rFonts w:ascii="Times New Roman" w:eastAsia="Times New Roman" w:hAnsi="Times New Roman" w:cs="Times New Roman"/>
+          <w:b/>
+          <w:bCs/>
+          <w:kern w:val="0"/>
+          <w:lang w:eastAsia="ru-RU"/>
+          <w14:ligatures w14:val="none"/>
+        </w:rPr>
+        <w:t>Survivors</w:t>
+      </w:r>
+      <w:proofErr w:type="spellEnd"/>
       <w:r>
         <w:rPr>
           <w:rFonts w:ascii="Times New Roman" w:eastAsia="Times New Roman" w:hAnsi="Times New Roman" w:cs="Times New Roman"/>
@@ -72,6 +109,7 @@
         </w:rPr>
         <w:t xml:space="preserve">. Это игра в жанре </w:t>
       </w:r>
+      <w:proofErr w:type="spellStart"/>
       <w:r>
         <w:rPr>
           <w:rFonts w:ascii="Times New Roman" w:eastAsia="Times New Roman" w:hAnsi="Times New Roman" w:cs="Times New Roman"/>
@@ -81,17 +119,9 @@
           <w:lang w:eastAsia="ru-RU"/>
           <w14:ligatures w14:val="none"/>
         </w:rPr>
-        <w:t>dark fantasy</w:t>
-      </w:r>
-      <w:r>
-        <w:rPr>
-          <w:rFonts w:ascii="Times New Roman" w:eastAsia="Times New Roman" w:hAnsi="Times New Roman" w:cs="Times New Roman"/>
-          <w:kern w:val="0"/>
-          <w:lang w:eastAsia="ru-RU"/>
-          <w14:ligatures w14:val="none"/>
-        </w:rPr>
-        <w:t xml:space="preserve"> с автоматическими атаками и глубокой ролевой прогрессией. Нашими главными источниками вдохновения стали жанры </w:t>
-      </w:r>
+        <w:t>dark</w:t>
+      </w:r>
+      <w:proofErr w:type="spellEnd"/>
       <w:r>
         <w:rPr>
           <w:rFonts w:ascii="Times New Roman" w:eastAsia="Times New Roman" w:hAnsi="Times New Roman" w:cs="Times New Roman"/>
@@ -101,17 +131,9 @@
           <w:lang w:eastAsia="ru-RU"/>
           <w14:ligatures w14:val="none"/>
         </w:rPr>
-        <w:t>survival</w:t>
-      </w:r>
-      <w:r>
-        <w:rPr>
-          <w:rFonts w:ascii="Times New Roman" w:eastAsia="Times New Roman" w:hAnsi="Times New Roman" w:cs="Times New Roman"/>
-          <w:kern w:val="0"/>
-          <w:lang w:eastAsia="ru-RU"/>
-          <w14:ligatures w14:val="none"/>
-        </w:rPr>
-        <w:t xml:space="preserve"> и </w:t>
-      </w:r>
+        <w:t xml:space="preserve"> </w:t>
+      </w:r>
+      <w:proofErr w:type="spellStart"/>
       <w:r>
         <w:rPr>
           <w:rFonts w:ascii="Times New Roman" w:eastAsia="Times New Roman" w:hAnsi="Times New Roman" w:cs="Times New Roman"/>
@@ -121,16 +143,121 @@
           <w:lang w:eastAsia="ru-RU"/>
           <w14:ligatures w14:val="none"/>
         </w:rPr>
+        <w:t>fantasy</w:t>
+      </w:r>
+      <w:proofErr w:type="spellEnd"/>
+      <w:r>
+        <w:rPr>
+          <w:rFonts w:ascii="Times New Roman" w:eastAsia="Times New Roman" w:hAnsi="Times New Roman" w:cs="Times New Roman"/>
+          <w:kern w:val="0"/>
+          <w:lang w:eastAsia="ru-RU"/>
+          <w14:ligatures w14:val="none"/>
+        </w:rPr>
+        <w:t xml:space="preserve"> с автоматическими атаками и глубокой ролевой прогрессией. Нашими главными источниками вдохновения стали жанры </w:t>
+      </w:r>
+      <w:proofErr w:type="spellStart"/>
+      <w:r>
+        <w:rPr>
+          <w:rFonts w:ascii="Times New Roman" w:eastAsia="Times New Roman" w:hAnsi="Times New Roman" w:cs="Times New Roman"/>
+          <w:i/>
+          <w:iCs/>
+          <w:kern w:val="0"/>
+          <w:lang w:eastAsia="ru-RU"/>
+          <w14:ligatures w14:val="none"/>
+        </w:rPr>
+        <w:t>survival</w:t>
+      </w:r>
+      <w:proofErr w:type="spellEnd"/>
+      <w:r>
+        <w:rPr>
+          <w:rFonts w:ascii="Times New Roman" w:eastAsia="Times New Roman" w:hAnsi="Times New Roman" w:cs="Times New Roman"/>
+          <w:kern w:val="0"/>
+          <w:lang w:eastAsia="ru-RU"/>
+          <w14:ligatures w14:val="none"/>
+        </w:rPr>
+        <w:t xml:space="preserve"> и </w:t>
+      </w:r>
+      <w:proofErr w:type="spellStart"/>
+      <w:r>
+        <w:rPr>
+          <w:rFonts w:ascii="Times New Roman" w:eastAsia="Times New Roman" w:hAnsi="Times New Roman" w:cs="Times New Roman"/>
+          <w:i/>
+          <w:iCs/>
+          <w:kern w:val="0"/>
+          <w:lang w:eastAsia="ru-RU"/>
+          <w14:ligatures w14:val="none"/>
+        </w:rPr>
         <w:t>roguelite</w:t>
       </w:r>
-      <w:r>
-        <w:rPr>
-          <w:rFonts w:ascii="Times New Roman" w:eastAsia="Times New Roman" w:hAnsi="Times New Roman" w:cs="Times New Roman"/>
-          <w:kern w:val="0"/>
-          <w:lang w:eastAsia="ru-RU"/>
-          <w14:ligatures w14:val="none"/>
-        </w:rPr>
-        <w:t xml:space="preserve">, а также хит Vampire Survivors. Проект реализован на языке Python с использованием библиотеки Pygame. Разработкой занимались </w:t>
+      <w:proofErr w:type="spellEnd"/>
+      <w:r>
+        <w:rPr>
+          <w:rFonts w:ascii="Times New Roman" w:eastAsia="Times New Roman" w:hAnsi="Times New Roman" w:cs="Times New Roman"/>
+          <w:kern w:val="0"/>
+          <w:lang w:eastAsia="ru-RU"/>
+          <w14:ligatures w14:val="none"/>
+        </w:rPr>
+        <w:t xml:space="preserve">, а также хит </w:t>
+      </w:r>
+      <w:proofErr w:type="spellStart"/>
+      <w:r>
+        <w:rPr>
+          <w:rFonts w:ascii="Times New Roman" w:eastAsia="Times New Roman" w:hAnsi="Times New Roman" w:cs="Times New Roman"/>
+          <w:kern w:val="0"/>
+          <w:lang w:eastAsia="ru-RU"/>
+          <w14:ligatures w14:val="none"/>
+        </w:rPr>
+        <w:t>Vampire</w:t>
+      </w:r>
+      <w:proofErr w:type="spellEnd"/>
+      <w:r>
+        <w:rPr>
+          <w:rFonts w:ascii="Times New Roman" w:eastAsia="Times New Roman" w:hAnsi="Times New Roman" w:cs="Times New Roman"/>
+          <w:kern w:val="0"/>
+          <w:lang w:eastAsia="ru-RU"/>
+          <w14:ligatures w14:val="none"/>
+        </w:rPr>
+        <w:t xml:space="preserve"> </w:t>
+      </w:r>
+      <w:proofErr w:type="spellStart"/>
+      <w:r>
+        <w:rPr>
+          <w:rFonts w:ascii="Times New Roman" w:eastAsia="Times New Roman" w:hAnsi="Times New Roman" w:cs="Times New Roman"/>
+          <w:kern w:val="0"/>
+          <w:lang w:eastAsia="ru-RU"/>
+          <w14:ligatures w14:val="none"/>
+        </w:rPr>
+        <w:t>Survivors</w:t>
+      </w:r>
+      <w:proofErr w:type="spellEnd"/>
+      <w:r>
+        <w:rPr>
+          <w:rFonts w:ascii="Times New Roman" w:eastAsia="Times New Roman" w:hAnsi="Times New Roman" w:cs="Times New Roman"/>
+          <w:kern w:val="0"/>
+          <w:lang w:eastAsia="ru-RU"/>
+          <w14:ligatures w14:val="none"/>
+        </w:rPr>
+        <w:t xml:space="preserve">. Проект реализован на языке Python с использованием библиотеки </w:t>
+      </w:r>
+      <w:proofErr w:type="spellStart"/>
+      <w:r>
+        <w:rPr>
+          <w:rFonts w:ascii="Times New Roman" w:eastAsia="Times New Roman" w:hAnsi="Times New Roman" w:cs="Times New Roman"/>
+          <w:kern w:val="0"/>
+          <w:lang w:eastAsia="ru-RU"/>
+          <w14:ligatures w14:val="none"/>
+        </w:rPr>
+        <w:t>Pygame</w:t>
+      </w:r>
+      <w:proofErr w:type="spellEnd"/>
+      <w:r>
+        <w:rPr>
+          <w:rFonts w:ascii="Times New Roman" w:eastAsia="Times New Roman" w:hAnsi="Times New Roman" w:cs="Times New Roman"/>
+          <w:kern w:val="0"/>
+          <w:lang w:eastAsia="ru-RU"/>
+          <w14:ligatures w14:val="none"/>
+        </w:rPr>
+        <w:t xml:space="preserve">. Разработкой занимались </w:t>
       </w:r>
       <w:r>
         <w:rPr>
@@ -184,11 +311,42 @@
       <w:r>
         <w:rPr>
           <w:rFonts w:ascii="Times New Roman" w:eastAsia="Times New Roman" w:hAnsi="Times New Roman" w:cs="Times New Roman"/>
-          <w:kern w:val="0"/>
-          <w:lang w:eastAsia="ru-RU"/>
-          <w14:ligatures w14:val="none"/>
-        </w:rPr>
-        <w:t xml:space="preserve"> В основе игры лежит противостояние бесконечным волнам врагов в мрачном фэнтези-мире. Ключевые механики построены вокруг идеи выживания:</w:t>
+          <w:b/>
+          <w:bCs/>
+          <w:kern w:val="0"/>
+          <w:lang w:eastAsia="ru-RU"/>
+          <w14:ligatures w14:val="none"/>
+        </w:rPr>
+        <w:t xml:space="preserve"> </w:t>
+      </w:r>
+      <w:r>
+        <w:rPr>
+          <w:rFonts w:ascii="Times New Roman" w:eastAsia="Times New Roman" w:hAnsi="Times New Roman" w:cs="Times New Roman"/>
+          <w:b/>
+          <w:bCs/>
+          <w:kern w:val="0"/>
+          <w:lang w:eastAsia="ru-RU"/>
+          <w14:ligatures w14:val="none"/>
+        </w:rPr>
+        <w:t>Переведенцев</w:t>
+      </w:r>
+      <w:r>
+        <w:rPr>
+          <w:rFonts w:ascii="Times New Roman" w:eastAsia="Times New Roman" w:hAnsi="Times New Roman" w:cs="Times New Roman"/>
+          <w:kern w:val="0"/>
+          <w:lang w:eastAsia="ru-RU"/>
+          <w14:ligatures w14:val="none"/>
+        </w:rPr>
+        <w:t xml:space="preserve"> </w:t>
+      </w:r>
+      <w:r>
+        <w:rPr>
+          <w:rFonts w:ascii="Times New Roman" w:eastAsia="Times New Roman" w:hAnsi="Times New Roman" w:cs="Times New Roman"/>
+          <w:kern w:val="0"/>
+          <w:lang w:eastAsia="ru-RU"/>
+          <w14:ligatures w14:val="none"/>
+        </w:rPr>
+        <w:t>В основе игры лежит противостояние бесконечным волнам врагов в мрачном фэнтези-мире. Ключевые механики построены вокруг идеи выживания:</w:t>
       </w:r>
     </w:p>
     <w:p>
@@ -214,7 +372,31 @@
           <w:lang w:eastAsia="ru-RU"/>
           <w14:ligatures w14:val="none"/>
         </w:rPr>
-        <w:t>Auto-battler:</w:t>
+        <w:t>Auto-</w:t>
+      </w:r>
+      <w:proofErr w:type="spellStart"/>
+      <w:r>
+        <w:rPr>
+          <w:rFonts w:ascii="Times New Roman" w:eastAsia="Times New Roman" w:hAnsi="Times New Roman" w:cs="Times New Roman"/>
+          <w:b/>
+          <w:bCs/>
+          <w:kern w:val="0"/>
+          <w:lang w:eastAsia="ru-RU"/>
+          <w14:ligatures w14:val="none"/>
+        </w:rPr>
+        <w:t>battler</w:t>
+      </w:r>
+      <w:proofErr w:type="spellEnd"/>
+      <w:r>
+        <w:rPr>
+          <w:rFonts w:ascii="Times New Roman" w:eastAsia="Times New Roman" w:hAnsi="Times New Roman" w:cs="Times New Roman"/>
+          <w:b/>
+          <w:bCs/>
+          <w:kern w:val="0"/>
+          <w:lang w:eastAsia="ru-RU"/>
+          <w14:ligatures w14:val="none"/>
+        </w:rPr>
+        <w:t>:</w:t>
       </w:r>
       <w:r>
         <w:rPr>
@@ -324,7 +506,78 @@
           <w:lang w:eastAsia="ru-RU"/>
           <w14:ligatures w14:val="none"/>
         </w:rPr>
-        <w:t xml:space="preserve"> Для реализации нашего видения нам требовался гибкий инструментарий. Мы выбрали Pygame за полную свободу в создании кастомных систем. Архитектура игры построена по принципу ECS-подобной структуры, что позволило нам эффективно управлять сущностями и оптимизировать производительность, особенно систему коллизий. Для контроля версий и совместной работы мы использовали GitHub.</w:t>
+        <w:t xml:space="preserve"> </w:t>
+      </w:r>
+      <w:proofErr w:type="gramStart"/>
+      <w:r>
+        <w:rPr>
+          <w:rFonts w:ascii="Times New Roman" w:eastAsia="Times New Roman" w:hAnsi="Times New Roman" w:cs="Times New Roman"/>
+          <w:b/>
+          <w:bCs/>
+          <w:kern w:val="0"/>
+          <w:lang w:eastAsia="ru-RU"/>
+          <w14:ligatures w14:val="none"/>
+        </w:rPr>
+        <w:t>Казаков</w:t>
+      </w:r>
+      <w:proofErr w:type="gramEnd"/>
+      <w:r>
+        <w:rPr>
+          <w:rFonts w:ascii="Times New Roman" w:eastAsia="Times New Roman" w:hAnsi="Times New Roman" w:cs="Times New Roman"/>
+          <w:kern w:val="0"/>
+          <w:lang w:eastAsia="ru-RU"/>
+          <w14:ligatures w14:val="none"/>
+        </w:rPr>
+        <w:t xml:space="preserve"> </w:t>
+      </w:r>
+      <w:r>
+        <w:rPr>
+          <w:rFonts w:ascii="Times New Roman" w:eastAsia="Times New Roman" w:hAnsi="Times New Roman" w:cs="Times New Roman"/>
+          <w:kern w:val="0"/>
+          <w:lang w:eastAsia="ru-RU"/>
+          <w14:ligatures w14:val="none"/>
+        </w:rPr>
+        <w:t xml:space="preserve">Для реализации нашего видения нам требовался гибкий инструментарий. Мы выбрали </w:t>
+      </w:r>
+      <w:proofErr w:type="spellStart"/>
+      <w:r>
+        <w:rPr>
+          <w:rFonts w:ascii="Times New Roman" w:eastAsia="Times New Roman" w:hAnsi="Times New Roman" w:cs="Times New Roman"/>
+          <w:kern w:val="0"/>
+          <w:lang w:eastAsia="ru-RU"/>
+          <w14:ligatures w14:val="none"/>
+        </w:rPr>
+        <w:t>Pygame</w:t>
+      </w:r>
+      <w:proofErr w:type="spellEnd"/>
+      <w:r>
+        <w:rPr>
+          <w:rFonts w:ascii="Times New Roman" w:eastAsia="Times New Roman" w:hAnsi="Times New Roman" w:cs="Times New Roman"/>
+          <w:kern w:val="0"/>
+          <w:lang w:eastAsia="ru-RU"/>
+          <w14:ligatures w14:val="none"/>
+        </w:rPr>
+        <w:t xml:space="preserve"> за полную свободу в создании кастомных систем. Архитектура игры построена по принципу ECS-подобной структуры, что позволило нам эффективно управлять сущностями и оптимизировать производительность, особенно систему коллизий. Для контроля версий и совместной работы мы использовали </w:t>
+      </w:r>
+      <w:proofErr w:type="spellStart"/>
+      <w:r>
+        <w:rPr>
+          <w:rFonts w:ascii="Times New Roman" w:eastAsia="Times New Roman" w:hAnsi="Times New Roman" w:cs="Times New Roman"/>
+          <w:kern w:val="0"/>
+          <w:lang w:eastAsia="ru-RU"/>
+          <w14:ligatures w14:val="none"/>
+        </w:rPr>
+        <w:t>GitHub</w:t>
+      </w:r>
+      <w:proofErr w:type="spellEnd"/>
+      <w:r>
+        <w:rPr>
+          <w:rFonts w:ascii="Times New Roman" w:eastAsia="Times New Roman" w:hAnsi="Times New Roman" w:cs="Times New Roman"/>
+          <w:kern w:val="0"/>
+          <w:lang w:eastAsia="ru-RU"/>
+          <w14:ligatures w14:val="none"/>
+        </w:rPr>
+        <w:t>.</w:t>
       </w:r>
     </w:p>
     <w:p>
@@ -399,7 +652,36 @@
           <w:lang w:eastAsia="ru-RU"/>
           <w14:ligatures w14:val="none"/>
         </w:rPr>
-        <w:t xml:space="preserve"> Важную роль играет визуальное оформление. Все арты и анимации выполнены вручную в едином стиле. Мы разработали базовые анимации для персонажа, такие как состояние покоя и ходьба. Что касается интерфейса, то он максимально прост и функционален: главное меню предлагает начать игру, посетить магазин или выйти.</w:t>
+        <w:t xml:space="preserve"> </w:t>
+      </w:r>
+      <w:r>
+        <w:rPr>
+          <w:rFonts w:ascii="Times New Roman" w:eastAsia="Times New Roman" w:hAnsi="Times New Roman" w:cs="Times New Roman"/>
+          <w:b/>
+          <w:bCs/>
+          <w:kern w:val="0"/>
+          <w:lang w:eastAsia="ru-RU"/>
+          <w14:ligatures w14:val="none"/>
+        </w:rPr>
+        <w:t>Дубровин</w:t>
+      </w:r>
+      <w:r>
+        <w:rPr>
+          <w:rFonts w:ascii="Times New Roman" w:eastAsia="Times New Roman" w:hAnsi="Times New Roman" w:cs="Times New Roman"/>
+          <w:kern w:val="0"/>
+          <w:lang w:eastAsia="ru-RU"/>
+          <w14:ligatures w14:val="none"/>
+        </w:rPr>
+        <w:t xml:space="preserve"> </w:t>
+      </w:r>
+      <w:r>
+        <w:rPr>
+          <w:rFonts w:ascii="Times New Roman" w:eastAsia="Times New Roman" w:hAnsi="Times New Roman" w:cs="Times New Roman"/>
+          <w:kern w:val="0"/>
+          <w:lang w:eastAsia="ru-RU"/>
+          <w14:ligatures w14:val="none"/>
+        </w:rPr>
+        <w:t>Важную роль играет визуальное оформление. Все арты и анимации выполнены вручную в едином стиле. Мы разработали базовые анимации для персонажа, такие как состояние покоя и ходьба. Что касается интерфейса, то он максимально прост и функционален: главное меню предлагает начать игру, посетить магазин или выйти.</w:t>
       </w:r>
     </w:p>
     <w:p>
@@ -452,7 +734,36 @@
           <w:lang w:eastAsia="ru-RU"/>
           <w14:ligatures w14:val="none"/>
         </w:rPr>
-        <w:t xml:space="preserve"> Одной из самых сложных технических задач была реализация системы столкновений. Чтобы игра работала плавно и честно, мы создали гибридную модель. Она состоит из двух фаз:</w:t>
+        <w:t xml:space="preserve"> </w:t>
+      </w:r>
+      <w:r>
+        <w:rPr>
+          <w:rFonts w:ascii="Times New Roman" w:eastAsia="Times New Roman" w:hAnsi="Times New Roman" w:cs="Times New Roman"/>
+          <w:b/>
+          <w:bCs/>
+          <w:kern w:val="0"/>
+          <w:lang w:eastAsia="ru-RU"/>
+          <w14:ligatures w14:val="none"/>
+        </w:rPr>
+        <w:t>Казаков</w:t>
+      </w:r>
+      <w:r>
+        <w:rPr>
+          <w:rFonts w:ascii="Times New Roman" w:eastAsia="Times New Roman" w:hAnsi="Times New Roman" w:cs="Times New Roman"/>
+          <w:kern w:val="0"/>
+          <w:lang w:eastAsia="ru-RU"/>
+          <w14:ligatures w14:val="none"/>
+        </w:rPr>
+        <w:t xml:space="preserve"> </w:t>
+      </w:r>
+      <w:r>
+        <w:rPr>
+          <w:rFonts w:ascii="Times New Roman" w:eastAsia="Times New Roman" w:hAnsi="Times New Roman" w:cs="Times New Roman"/>
+          <w:kern w:val="0"/>
+          <w:lang w:eastAsia="ru-RU"/>
+          <w14:ligatures w14:val="none"/>
+        </w:rPr>
+        <w:t>Одной из самых сложных технических задач была реализация системы столкновений. Чтобы игра работала плавно и честно, мы создали гибридную модель. Она состоит из двух фаз:</w:t>
       </w:r>
     </w:p>
     <w:p>
@@ -522,7 +833,27 @@
           <w:lang w:eastAsia="ru-RU"/>
           <w14:ligatures w14:val="none"/>
         </w:rPr>
-        <w:t xml:space="preserve"> попиксельное сравнение масок для объектов сложной формы. Физическая реакция основана на раздвигании объектов по их радиусам, что предотвращает взаимопроникновение и делает управление отзывчивым.</w:t>
+        <w:t xml:space="preserve"> </w:t>
+      </w:r>
+      <w:proofErr w:type="spellStart"/>
+      <w:r>
+        <w:rPr>
+          <w:rFonts w:ascii="Times New Roman" w:eastAsia="Times New Roman" w:hAnsi="Times New Roman" w:cs="Times New Roman"/>
+          <w:kern w:val="0"/>
+          <w:lang w:eastAsia="ru-RU"/>
+          <w14:ligatures w14:val="none"/>
+        </w:rPr>
+        <w:t>попиксельное</w:t>
+      </w:r>
+      <w:proofErr w:type="spellEnd"/>
+      <w:r>
+        <w:rPr>
+          <w:rFonts w:ascii="Times New Roman" w:eastAsia="Times New Roman" w:hAnsi="Times New Roman" w:cs="Times New Roman"/>
+          <w:kern w:val="0"/>
+          <w:lang w:eastAsia="ru-RU"/>
+          <w14:ligatures w14:val="none"/>
+        </w:rPr>
+        <w:t xml:space="preserve"> сравнение масок для объектов сложной формы. Физическая реакция основана на раздвигании объектов по их радиусам, что предотвращает взаимопроникновение и делает управление отзывчивым.</w:t>
       </w:r>
     </w:p>
     <w:p>
@@ -593,6 +924,17 @@
       <w:r>
         <w:rPr>
           <w:rFonts w:ascii="Times New Roman" w:eastAsia="Times New Roman" w:hAnsi="Times New Roman" w:cs="Times New Roman"/>
+          <w:b/>
+          <w:bCs/>
+          <w:kern w:val="0"/>
+          <w:lang w:eastAsia="ru-RU"/>
+          <w14:ligatures w14:val="none"/>
+        </w:rPr>
+        <w:t xml:space="preserve"> Переведенцев</w:t>
+      </w:r>
+      <w:r>
+        <w:rPr>
+          <w:rFonts w:ascii="Times New Roman" w:eastAsia="Times New Roman" w:hAnsi="Times New Roman" w:cs="Times New Roman"/>
           <w:kern w:val="0"/>
           <w:lang w:eastAsia="ru-RU"/>
           <w14:ligatures w14:val="none"/>
@@ -637,7 +979,38 @@
           <w:lang w:eastAsia="ru-RU"/>
           <w14:ligatures w14:val="none"/>
         </w:rPr>
-        <w:t xml:space="preserve"> Между схватками игрок может улучшить своего героя в магазине. Это важная часть прогрессии. Здесь можно повысить пять ключевых параметров:</w:t>
+        <w:t xml:space="preserve"> </w:t>
+      </w:r>
+      <w:proofErr w:type="gramStart"/>
+      <w:r>
+        <w:rPr>
+          <w:rFonts w:ascii="Times New Roman" w:eastAsia="Times New Roman" w:hAnsi="Times New Roman" w:cs="Times New Roman"/>
+          <w:b/>
+          <w:bCs/>
+          <w:kern w:val="0"/>
+          <w:lang w:eastAsia="ru-RU"/>
+          <w14:ligatures w14:val="none"/>
+        </w:rPr>
+        <w:t>Дубровин</w:t>
+      </w:r>
+      <w:proofErr w:type="gramEnd"/>
+      <w:r>
+        <w:rPr>
+          <w:rFonts w:ascii="Times New Roman" w:eastAsia="Times New Roman" w:hAnsi="Times New Roman" w:cs="Times New Roman"/>
+          <w:kern w:val="0"/>
+          <w:lang w:eastAsia="ru-RU"/>
+          <w14:ligatures w14:val="none"/>
+        </w:rPr>
+        <w:t xml:space="preserve"> </w:t>
+      </w:r>
+      <w:r>
+        <w:rPr>
+          <w:rFonts w:ascii="Times New Roman" w:eastAsia="Times New Roman" w:hAnsi="Times New Roman" w:cs="Times New Roman"/>
+          <w:kern w:val="0"/>
+          <w:lang w:eastAsia="ru-RU"/>
+          <w14:ligatures w14:val="none"/>
+        </w:rPr>
+        <w:t>Между схватками игрок может улучшить своего героя в магазине. Это важная часть прогрессии. Здесь можно повысить пять ключевых параметров:</w:t>
       </w:r>
     </w:p>
     <w:p>
@@ -661,6 +1034,7 @@
           <w:lang w:eastAsia="ru-RU"/>
           <w14:ligatures w14:val="none"/>
         </w:rPr>
+        <w:lastRenderedPageBreak/>
         <w:t>Скорость передвижения.</w:t>
       </w:r>
     </w:p>
@@ -685,7 +1059,6 @@
           <w:lang w:eastAsia="ru-RU"/>
           <w14:ligatures w14:val="none"/>
         </w:rPr>
-        <w:lastRenderedPageBreak/>
         <w:t>Максимальное здоровье.</w:t>
       </w:r>
     </w:p>
@@ -789,7 +1162,87 @@
           <w:lang w:eastAsia="ru-RU"/>
           <w14:ligatures w14:val="none"/>
         </w:rPr>
-        <w:t xml:space="preserve"> Таким образом, Rogue Survivors — это сбалансированное сочетание автоматического боя, глубокой прокачки и мрачной атмосферы. У нас уже есть рабочий прототип, система прогрессии и готовый визуальный стиль. Спасибо за внимание!</w:t>
+        <w:t xml:space="preserve"> </w:t>
+      </w:r>
+      <w:proofErr w:type="gramStart"/>
+      <w:r>
+        <w:rPr>
+          <w:rFonts w:ascii="Times New Roman" w:eastAsia="Times New Roman" w:hAnsi="Times New Roman" w:cs="Times New Roman"/>
+          <w:b/>
+          <w:bCs/>
+          <w:kern w:val="0"/>
+          <w:lang w:eastAsia="ru-RU"/>
+          <w14:ligatures w14:val="none"/>
+        </w:rPr>
+        <w:t>Дубровин</w:t>
+      </w:r>
+      <w:proofErr w:type="gramEnd"/>
+      <w:r>
+        <w:rPr>
+          <w:rFonts w:ascii="Times New Roman" w:eastAsia="Times New Roman" w:hAnsi="Times New Roman" w:cs="Times New Roman"/>
+          <w:kern w:val="0"/>
+          <w:lang w:eastAsia="ru-RU"/>
+          <w14:ligatures w14:val="none"/>
+        </w:rPr>
+        <w:t xml:space="preserve"> </w:t>
+      </w:r>
+      <w:r>
+        <w:rPr>
+          <w:rFonts w:ascii="Times New Roman" w:eastAsia="Times New Roman" w:hAnsi="Times New Roman" w:cs="Times New Roman"/>
+          <w:kern w:val="0"/>
+          <w:lang w:eastAsia="ru-RU"/>
+          <w14:ligatures w14:val="none"/>
+        </w:rPr>
+        <w:t>Таким</w:t>
+      </w:r>
+      <w:r>
+        <w:rPr>
+          <w:rFonts w:ascii="Times New Roman" w:eastAsia="Times New Roman" w:hAnsi="Times New Roman" w:cs="Times New Roman"/>
+          <w:kern w:val="0"/>
+          <w:lang w:eastAsia="ru-RU"/>
+          <w14:ligatures w14:val="none"/>
+        </w:rPr>
+        <w:t xml:space="preserve"> образом, </w:t>
+      </w:r>
+      <w:proofErr w:type="spellStart"/>
+      <w:r>
+        <w:rPr>
+          <w:rFonts w:ascii="Times New Roman" w:eastAsia="Times New Roman" w:hAnsi="Times New Roman" w:cs="Times New Roman"/>
+          <w:kern w:val="0"/>
+          <w:lang w:eastAsia="ru-RU"/>
+          <w14:ligatures w14:val="none"/>
+        </w:rPr>
+        <w:t>Rogue</w:t>
+      </w:r>
+      <w:proofErr w:type="spellEnd"/>
+      <w:r>
+        <w:rPr>
+          <w:rFonts w:ascii="Times New Roman" w:eastAsia="Times New Roman" w:hAnsi="Times New Roman" w:cs="Times New Roman"/>
+          <w:kern w:val="0"/>
+          <w:lang w:eastAsia="ru-RU"/>
+          <w14:ligatures w14:val="none"/>
+        </w:rPr>
+        <w:t xml:space="preserve"> </w:t>
+      </w:r>
+      <w:proofErr w:type="spellStart"/>
+      <w:r>
+        <w:rPr>
+          <w:rFonts w:ascii="Times New Roman" w:eastAsia="Times New Roman" w:hAnsi="Times New Roman" w:cs="Times New Roman"/>
+          <w:kern w:val="0"/>
+          <w:lang w:eastAsia="ru-RU"/>
+          <w14:ligatures w14:val="none"/>
+        </w:rPr>
+        <w:t>Survivors</w:t>
+      </w:r>
+      <w:proofErr w:type="spellEnd"/>
+      <w:r>
+        <w:rPr>
+          <w:rFonts w:ascii="Times New Roman" w:eastAsia="Times New Roman" w:hAnsi="Times New Roman" w:cs="Times New Roman"/>
+          <w:kern w:val="0"/>
+          <w:lang w:eastAsia="ru-RU"/>
+          <w14:ligatures w14:val="none"/>
+        </w:rPr>
+        <w:t xml:space="preserve"> — это сбалансированное сочетание автоматического боя, глубокой прокачки и мрачной атмосферы. У нас уже есть рабочий прототип, система прогрессии и готовый визуальный стиль. Спасибо за внимание!</w:t>
       </w:r>
     </w:p>
     <w:p>
@@ -802,231 +1255,6 @@
           <w14:ligatures w14:val="none"/>
         </w:rPr>
       </w:pPr>
-      <w:r>
-        <w:rPr>
-          <w:rFonts w:ascii="Times New Roman" w:eastAsia="Times New Roman" w:hAnsi="Times New Roman" w:cs="Times New Roman"/>
-          <w:noProof/>
-          <w:kern w:val="0"/>
-          <w:lang w:eastAsia="ru-RU"/>
-        </w:rPr>
-        <w:pict w14:anchorId="024449BD">
-          <v:rect id="_x0000_i1025" alt="" style="width:467.75pt;height:.05pt;mso-width-percent:0;mso-height-percent:0;mso-width-percent:0;mso-height-percent:0" o:hralign="center" o:hrstd="t" o:hr="t" fillcolor="#a0a0a0" stroked="f"/>
-        </w:pict>
-      </w:r>
-    </w:p>
-    <w:p>
-      <w:pPr>
-        <w:spacing w:before="100" w:beforeAutospacing="1" w:after="100" w:afterAutospacing="1" w:line="240" w:lineRule="auto"/>
-        <w:outlineLvl w:val="2"/>
-        <w:rPr>
-          <w:rFonts w:ascii="Times New Roman" w:eastAsia="Times New Roman" w:hAnsi="Times New Roman" w:cs="Times New Roman"/>
-          <w:b/>
-          <w:bCs/>
-          <w:kern w:val="0"/>
-          <w:sz w:val="27"/>
-          <w:szCs w:val="27"/>
-          <w:lang w:eastAsia="ru-RU"/>
-          <w14:ligatures w14:val="none"/>
-        </w:rPr>
-      </w:pPr>
-      <w:r>
-        <w:rPr>
-          <w:rFonts w:ascii="Times New Roman" w:eastAsia="Times New Roman" w:hAnsi="Times New Roman" w:cs="Times New Roman"/>
-          <w:b/>
-          <w:bCs/>
-          <w:kern w:val="0"/>
-          <w:sz w:val="27"/>
-          <w:szCs w:val="27"/>
-          <w:lang w:eastAsia="ru-RU"/>
-          <w14:ligatures w14:val="none"/>
-        </w:rPr>
-        <w:t>Рекомендации для выступления</w:t>
-      </w:r>
-    </w:p>
-    <w:p>
-      <w:pPr>
-        <w:spacing w:before="100" w:beforeAutospacing="1" w:after="100" w:afterAutospacing="1" w:line="240" w:lineRule="auto"/>
-        <w:rPr>
-          <w:rFonts w:ascii="Times New Roman" w:eastAsia="Times New Roman" w:hAnsi="Times New Roman" w:cs="Times New Roman"/>
-          <w:kern w:val="0"/>
-          <w:lang w:eastAsia="ru-RU"/>
-          <w14:ligatures w14:val="none"/>
-        </w:rPr>
-      </w:pPr>
-      <w:r>
-        <w:rPr>
-          <w:rFonts w:ascii="Times New Roman" w:eastAsia="Times New Roman" w:hAnsi="Times New Roman" w:cs="Times New Roman"/>
-          <w:kern w:val="0"/>
-          <w:lang w:eastAsia="ru-RU"/>
-          <w14:ligatures w14:val="none"/>
-        </w:rPr>
-        <w:t>Чтобы уложиться ровно в 3 минуты, придерживайтесь следующего тайминга:</w:t>
-      </w:r>
-    </w:p>
-    <w:p>
-      <w:pPr>
-        <w:numPr>
-          <w:ilvl w:val="0"/>
-          <w:numId w:val="8"/>
-        </w:numPr>
-        <w:spacing w:before="100" w:beforeAutospacing="1" w:after="100" w:afterAutospacing="1" w:line="240" w:lineRule="auto"/>
-        <w:rPr>
-          <w:rFonts w:ascii="Times New Roman" w:eastAsia="Times New Roman" w:hAnsi="Times New Roman" w:cs="Times New Roman"/>
-          <w:kern w:val="0"/>
-          <w:lang w:eastAsia="ru-RU"/>
-          <w14:ligatures w14:val="none"/>
-        </w:rPr>
-      </w:pPr>
-      <w:r>
-        <w:rPr>
-          <w:rFonts w:ascii="Times New Roman" w:eastAsia="Times New Roman" w:hAnsi="Times New Roman" w:cs="Times New Roman"/>
-          <w:b/>
-          <w:bCs/>
-          <w:kern w:val="0"/>
-          <w:lang w:eastAsia="ru-RU"/>
-          <w14:ligatures w14:val="none"/>
-        </w:rPr>
-        <w:t>Вступление и концепт (слайды 1-3):</w:t>
-      </w:r>
-      <w:r>
-        <w:rPr>
-          <w:rFonts w:ascii="Times New Roman" w:eastAsia="Times New Roman" w:hAnsi="Times New Roman" w:cs="Times New Roman"/>
-          <w:kern w:val="0"/>
-          <w:lang w:eastAsia="ru-RU"/>
-          <w14:ligatures w14:val="none"/>
-        </w:rPr>
-        <w:t xml:space="preserve"> ~1 минута. Говорите энергично, подчеркните уникальность жанра </w:t>
-      </w:r>
-      <w:r>
-        <w:rPr>
-          <w:rFonts w:ascii="Times New Roman" w:eastAsia="Times New Roman" w:hAnsi="Times New Roman" w:cs="Times New Roman"/>
-          <w:i/>
-          <w:iCs/>
-          <w:kern w:val="0"/>
-          <w:lang w:eastAsia="ru-RU"/>
-          <w14:ligatures w14:val="none"/>
-        </w:rPr>
-        <w:t>auto-battler</w:t>
-      </w:r>
-      <w:r>
-        <w:rPr>
-          <w:rFonts w:ascii="Times New Roman" w:eastAsia="Times New Roman" w:hAnsi="Times New Roman" w:cs="Times New Roman"/>
-          <w:kern w:val="0"/>
-          <w:lang w:eastAsia="ru-RU"/>
-          <w14:ligatures w14:val="none"/>
-        </w:rPr>
-        <w:t>.</w:t>
-      </w:r>
-    </w:p>
-    <w:p>
-      <w:pPr>
-        <w:numPr>
-          <w:ilvl w:val="0"/>
-          <w:numId w:val="8"/>
-        </w:numPr>
-        <w:spacing w:before="100" w:beforeAutospacing="1" w:after="100" w:afterAutospacing="1" w:line="240" w:lineRule="auto"/>
-        <w:rPr>
-          <w:rFonts w:ascii="Times New Roman" w:eastAsia="Times New Roman" w:hAnsi="Times New Roman" w:cs="Times New Roman"/>
-          <w:kern w:val="0"/>
-          <w:lang w:eastAsia="ru-RU"/>
-          <w14:ligatures w14:val="none"/>
-        </w:rPr>
-      </w:pPr>
-      <w:r>
-        <w:rPr>
-          <w:rFonts w:ascii="Times New Roman" w:eastAsia="Times New Roman" w:hAnsi="Times New Roman" w:cs="Times New Roman"/>
-          <w:b/>
-          <w:bCs/>
-          <w:kern w:val="0"/>
-          <w:lang w:eastAsia="ru-RU"/>
-          <w14:ligatures w14:val="none"/>
-        </w:rPr>
-        <w:t>Технологии и визуал (слайды 4-7):</w:t>
-      </w:r>
-      <w:r>
-        <w:rPr>
-          <w:rFonts w:ascii="Times New Roman" w:eastAsia="Times New Roman" w:hAnsi="Times New Roman" w:cs="Times New Roman"/>
-          <w:kern w:val="0"/>
-          <w:lang w:eastAsia="ru-RU"/>
-          <w14:ligatures w14:val="none"/>
-        </w:rPr>
-        <w:t xml:space="preserve"> ~40 секунд. Не углубляйтесь в технические детали кода, сделайте акцент на результате (</w:t>
-      </w:r>
-      <w:r>
-        <w:rPr>
-          <w:rFonts w:ascii="Times New Roman" w:eastAsia="Times New Roman" w:hAnsi="Times New Roman" w:cs="Times New Roman"/>
-          <w:i/>
-          <w:iCs/>
-          <w:kern w:val="0"/>
-          <w:lang w:eastAsia="ru-RU"/>
-          <w14:ligatures w14:val="none"/>
-        </w:rPr>
-        <w:t>smooth gameplay</w:t>
-      </w:r>
-      <w:r>
-        <w:rPr>
-          <w:rFonts w:ascii="Times New Roman" w:eastAsia="Times New Roman" w:hAnsi="Times New Roman" w:cs="Times New Roman"/>
-          <w:kern w:val="0"/>
-          <w:lang w:eastAsia="ru-RU"/>
-          <w14:ligatures w14:val="none"/>
-        </w:rPr>
-        <w:t>, красивый арт).</w:t>
-      </w:r>
-    </w:p>
-    <w:p>
-      <w:pPr>
-        <w:numPr>
-          <w:ilvl w:val="0"/>
-          <w:numId w:val="8"/>
-        </w:numPr>
-        <w:spacing w:before="100" w:beforeAutospacing="1" w:after="100" w:afterAutospacing="1" w:line="240" w:lineRule="auto"/>
-        <w:rPr>
-          <w:rFonts w:ascii="Times New Roman" w:eastAsia="Times New Roman" w:hAnsi="Times New Roman" w:cs="Times New Roman"/>
-          <w:kern w:val="0"/>
-          <w:lang w:eastAsia="ru-RU"/>
-          <w14:ligatures w14:val="none"/>
-        </w:rPr>
-      </w:pPr>
-      <w:r>
-        <w:rPr>
-          <w:rFonts w:ascii="Times New Roman" w:eastAsia="Times New Roman" w:hAnsi="Times New Roman" w:cs="Times New Roman"/>
-          <w:b/>
-          <w:bCs/>
-          <w:kern w:val="0"/>
-          <w:lang w:eastAsia="ru-RU"/>
-          <w14:ligatures w14:val="none"/>
-        </w:rPr>
-        <w:t>Коллизии и магазин (слайды 8-9, 13):</w:t>
-      </w:r>
-      <w:r>
-        <w:rPr>
-          <w:rFonts w:ascii="Times New Roman" w:eastAsia="Times New Roman" w:hAnsi="Times New Roman" w:cs="Times New Roman"/>
-          <w:kern w:val="0"/>
-          <w:lang w:eastAsia="ru-RU"/>
-          <w14:ligatures w14:val="none"/>
-        </w:rPr>
-        <w:t xml:space="preserve"> ~60 секунд. Объяснение коллизий должно быть простым («чтобы всё работало быстро»). На магазине остановитесь чуть подробнее, так как это важный элемент удержания игрока.</w:t>
-      </w:r>
-    </w:p>
-    <w:p>
-      <w:pPr>
-        <w:spacing w:before="100" w:beforeAutospacing="1" w:after="100" w:afterAutospacing="1" w:line="240" w:lineRule="auto"/>
-        <w:rPr>
-          <w:rFonts w:ascii="Times New Roman" w:eastAsia="Times New Roman" w:hAnsi="Times New Roman" w:cs="Times New Roman"/>
-          <w:kern w:val="0"/>
-          <w:lang w:eastAsia="ru-RU"/>
-          <w14:ligatures w14:val="none"/>
-        </w:rPr>
-      </w:pPr>
-      <w:r>
-        <w:rPr>
-          <w:rFonts w:ascii="Times New Roman" w:eastAsia="Times New Roman" w:hAnsi="Times New Roman" w:cs="Times New Roman"/>
-          <w:kern w:val="0"/>
-          <w:lang w:eastAsia="ru-RU"/>
-          <w14:ligatures w14:val="none"/>
-        </w:rPr>
-        <w:t>Не забудьте делать паузы между блоками, чтобы аудитория успевала усвоить информацию. Удачи на защите!</w:t>
-      </w:r>
     </w:p>
     <w:sectPr>
       <w:pgSz w:w="11906" w:h="16838"/>
@@ -2789,6 +3017,7 @@
   <w:style w:type="character" w:default="1" w:styleId="a0">
     <w:name w:val="Default Paragraph Font"/>
     <w:uiPriority w:val="1"/>
+    <w:semiHidden/>
     <w:unhideWhenUsed/>
   </w:style>
   <w:style w:type="table" w:default="1" w:styleId="a1">
